--- a/Relatorio_iptables.docx
+++ b/Relatorio_iptables.docx
@@ -70,6 +70,7 @@
     </w:p>
     <w:p>
       <w:pPr>
+        <w:spacing w:after="0"/>
         <w:rPr>
           <w:lang w:val="pt-PT"/>
         </w:rPr>
@@ -94,12 +95,14 @@
         </w:rPr>
         <w:t xml:space="preserve"> INPUT, OUTPUT e FORWARD.</w:t>
       </w:r>
-      <w:r>
-        <w:rPr>
-          <w:lang w:val="pt-PT"/>
-        </w:rPr>
-        <w:br/>
-      </w:r>
+    </w:p>
+    <w:p>
+      <w:pPr>
+        <w:spacing w:after="0"/>
+        <w:rPr>
+          <w:lang w:val="pt-PT"/>
+        </w:rPr>
+      </w:pPr>
       <w:r>
         <w:rPr>
           <w:lang w:val="pt-PT"/>
@@ -135,12 +138,14 @@
         </w:rPr>
         <w:t>: tudo é bloqueado por omissão e só é permitido o tráfego explicitamente autorizado. Esta foi a escolha mais segura para reduzir a superfície de ataque da máquina.</w:t>
       </w:r>
-      <w:r>
-        <w:rPr>
-          <w:lang w:val="pt-PT"/>
-        </w:rPr>
-        <w:br/>
-      </w:r>
+    </w:p>
+    <w:p>
+      <w:pPr>
+        <w:spacing w:after="0"/>
+        <w:rPr>
+          <w:lang w:val="pt-PT"/>
+        </w:rPr>
+      </w:pPr>
       <w:r>
         <w:rPr>
           <w:lang w:val="pt-PT"/>
@@ -201,15 +206,56 @@
     </w:p>
     <w:p>
       <w:pPr>
-        <w:rPr>
-          <w:lang w:val="pt-PT"/>
-        </w:rPr>
+        <w:spacing w:after="0"/>
+        <w:rPr>
+          <w:lang w:val="pt-PT"/>
+        </w:rPr>
+        <w:sectPr>
+          <w:pgSz w:w="12240" w:h="15840"/>
+          <w:pgMar w:top="1440" w:right="1800" w:bottom="1440" w:left="1800" w:header="720" w:footer="720" w:gutter="0"/>
+          <w:cols w:space="720"/>
+          <w:docGrid w:linePitch="360"/>
+        </w:sectPr>
       </w:pPr>
       <w:r>
         <w:rPr>
           <w:lang w:val="pt-PT"/>
         </w:rPr>
         <w:t>Foram usadas as seguintes redes e máquinas:</w:t>
+      </w:r>
+    </w:p>
+    <w:p>
+      <w:pPr>
+        <w:rPr>
+          <w:lang w:val="pt-PT"/>
+        </w:rPr>
+        <w:sectPr>
+          <w:type w:val="continuous"/>
+          <w:pgSz w:w="12240" w:h="15840"/>
+          <w:pgMar w:top="1440" w:right="1800" w:bottom="1440" w:left="1800" w:header="720" w:footer="720" w:gutter="0"/>
+          <w:cols w:num="2" w:space="720"/>
+          <w:docGrid w:linePitch="360"/>
+        </w:sectPr>
+      </w:pPr>
+      <w:r>
+        <w:rPr>
+          <w:lang w:val="pt-PT"/>
+        </w:rPr>
+        <w:t xml:space="preserve">• </w:t>
+      </w:r>
+      <w:proofErr w:type="spellStart"/>
+      <w:r>
+        <w:rPr>
+          <w:lang w:val="pt-PT"/>
+        </w:rPr>
+        <w:t>SperServ</w:t>
+      </w:r>
+      <w:proofErr w:type="spellEnd"/>
+      <w:r>
+        <w:rPr>
+          <w:lang w:val="pt-PT"/>
+        </w:rPr>
+        <w:t>: 10.0.0.2</w:t>
       </w:r>
       <w:r>
         <w:rPr>
@@ -223,14 +269,14 @@
         <w:rPr>
           <w:lang w:val="pt-PT"/>
         </w:rPr>
-        <w:t>SperServ</w:t>
+        <w:t>SperAdm</w:t>
       </w:r>
       <w:proofErr w:type="spellEnd"/>
       <w:r>
         <w:rPr>
           <w:lang w:val="pt-PT"/>
         </w:rPr>
-        <w:t>: 10.0.0.2</w:t>
+        <w:t>: 10.0.0.3</w:t>
       </w:r>
       <w:r>
         <w:rPr>
@@ -244,14 +290,14 @@
         <w:rPr>
           <w:lang w:val="pt-PT"/>
         </w:rPr>
-        <w:t>SperAdm</w:t>
+        <w:t>CondAdm</w:t>
       </w:r>
       <w:proofErr w:type="spellEnd"/>
       <w:r>
         <w:rPr>
           <w:lang w:val="pt-PT"/>
         </w:rPr>
-        <w:t>: 10.0.0.3</w:t>
+        <w:t>: 10.0.3.2</w:t>
       </w:r>
       <w:r>
         <w:rPr>
@@ -265,41 +311,25 @@
         <w:rPr>
           <w:lang w:val="pt-PT"/>
         </w:rPr>
-        <w:t>CondAdm</w:t>
+        <w:t>CondServ</w:t>
       </w:r>
       <w:proofErr w:type="spellEnd"/>
       <w:r>
         <w:rPr>
           <w:lang w:val="pt-PT"/>
         </w:rPr>
-        <w:t>: 10.0.3.2</w:t>
+        <w:t>: 10.0.3.3</w:t>
       </w:r>
       <w:r>
         <w:rPr>
           <w:lang w:val="pt-PT"/>
         </w:rPr>
         <w:br/>
-        <w:t xml:space="preserve">• </w:t>
-      </w:r>
-      <w:proofErr w:type="spellStart"/>
-      <w:r>
-        <w:rPr>
-          <w:lang w:val="pt-PT"/>
-        </w:rPr>
-        <w:t>CondServ</w:t>
-      </w:r>
-      <w:proofErr w:type="spellEnd"/>
-      <w:r>
-        <w:rPr>
-          <w:lang w:val="pt-PT"/>
-        </w:rPr>
-        <w:t>: 10.0.3.3</w:t>
-      </w:r>
-      <w:r>
-        <w:rPr>
-          <w:lang w:val="pt-PT"/>
-        </w:rPr>
-        <w:br/>
+      </w:r>
+      <w:r>
+        <w:rPr>
+          <w:lang w:val="pt-PT"/>
+        </w:rPr>
         <w:t>• Broker: 10.0.2.4</w:t>
       </w:r>
       <w:r>
@@ -330,12 +360,13 @@
         </w:rPr>
         <w:t>: 10.0.0.0/24</w:t>
       </w:r>
-      <w:r>
-        <w:rPr>
-          <w:lang w:val="pt-PT"/>
-        </w:rPr>
-        <w:br/>
-      </w:r>
+    </w:p>
+    <w:p>
+      <w:pPr>
+        <w:rPr>
+          <w:lang w:val="pt-PT"/>
+        </w:rPr>
+      </w:pPr>
       <w:r>
         <w:rPr>
           <w:lang w:val="pt-PT"/>
@@ -531,6 +562,101 @@
           <w:lang w:val="pt-PT"/>
         </w:rPr>
         <w:t>.</w:t>
+      </w:r>
+    </w:p>
+    <w:p>
+      <w:pPr>
+        <w:spacing w:after="0"/>
+        <w:rPr>
+          <w:lang w:val="pt-PT"/>
+        </w:rPr>
+      </w:pPr>
+      <w:r>
+        <w:rPr>
+          <w:lang w:val="pt-PT"/>
+        </w:rPr>
+        <w:t xml:space="preserve">Comandos </w:t>
+      </w:r>
+      <w:proofErr w:type="spellStart"/>
+      <w:r>
+        <w:rPr>
+          <w:lang w:val="pt-PT"/>
+        </w:rPr>
+        <w:t>iptables</w:t>
+      </w:r>
+      <w:proofErr w:type="spellEnd"/>
+      <w:r>
+        <w:rPr>
+          <w:lang w:val="pt-PT"/>
+        </w:rPr>
+        <w:t xml:space="preserve"> utilizados para implementar a política:</w:t>
+      </w:r>
+    </w:p>
+    <w:p>
+      <w:pPr>
+        <w:jc w:val="center"/>
+        <w:rPr>
+          <w:lang w:val="pt-PT"/>
+        </w:rPr>
+      </w:pPr>
+      <w:r>
+        <w:rPr>
+          <w:rFonts w:ascii="Consolas" w:hAnsi="Consolas"/>
+          <w:noProof/>
+          <w:color w:val="000000"/>
+          <w:sz w:val="16"/>
+          <w:szCs w:val="16"/>
+          <w:bdr w:val="none" w:sz="0" w:space="0" w:color="auto" w:frame="1"/>
+          <w:shd w:val="clear" w:color="auto" w:fill="D9D9D9"/>
+        </w:rPr>
+        <w:drawing>
+          <wp:inline distT="0" distB="0" distL="0" distR="0" wp14:anchorId="6D1AE665" wp14:editId="6861773C">
+            <wp:extent cx="4176000" cy="2040902"/>
+            <wp:effectExtent l="0" t="0" r="0" b="0"/>
+            <wp:docPr id="1184706162" name="Imagem 1"/>
+            <wp:cNvGraphicFramePr>
+              <a:graphicFrameLocks xmlns:a="http://schemas.openxmlformats.org/drawingml/2006/main" noChangeAspect="1"/>
+            </wp:cNvGraphicFramePr>
+            <a:graphic xmlns:a="http://schemas.openxmlformats.org/drawingml/2006/main">
+              <a:graphicData uri="http://schemas.openxmlformats.org/drawingml/2006/picture">
+                <pic:pic xmlns:pic="http://schemas.openxmlformats.org/drawingml/2006/picture">
+                  <pic:nvPicPr>
+                    <pic:cNvPr id="0" name="Picture 1"/>
+                    <pic:cNvPicPr>
+                      <a:picLocks noChangeAspect="1" noChangeArrowheads="1"/>
+                    </pic:cNvPicPr>
+                  </pic:nvPicPr>
+                  <pic:blipFill>
+                    <a:blip r:embed="rId6">
+                      <a:extLst>
+                        <a:ext uri="{28A0092B-C50C-407E-A947-70E740481C1C}">
+                          <a14:useLocalDpi xmlns:a14="http://schemas.microsoft.com/office/drawing/2010/main" val="0"/>
+                        </a:ext>
+                      </a:extLst>
+                    </a:blip>
+                    <a:srcRect/>
+                    <a:stretch>
+                      <a:fillRect/>
+                    </a:stretch>
+                  </pic:blipFill>
+                  <pic:spPr bwMode="auto">
+                    <a:xfrm>
+                      <a:off x="0" y="0"/>
+                      <a:ext cx="4176000" cy="2040902"/>
+                    </a:xfrm>
+                    <a:prstGeom prst="rect">
+                      <a:avLst/>
+                    </a:prstGeom>
+                    <a:noFill/>
+                    <a:ln>
+                      <a:noFill/>
+                    </a:ln>
+                  </pic:spPr>
+                </pic:pic>
+              </a:graphicData>
+            </a:graphic>
+          </wp:inline>
+        </w:drawing>
       </w:r>
     </w:p>
     <w:p>
@@ -544,6 +670,7 @@
         <w:rPr>
           <w:lang w:val="pt-PT"/>
         </w:rPr>
+        <w:lastRenderedPageBreak/>
         <w:t>3. Método de teste</w:t>
       </w:r>
     </w:p>
@@ -738,7 +865,6 @@
         <w:pStyle w:val="Ttulo2"/>
       </w:pPr>
       <w:r>
-        <w:lastRenderedPageBreak/>
         <w:t xml:space="preserve">4. </w:t>
       </w:r>
       <w:proofErr w:type="spellStart"/>
@@ -759,8 +885,8 @@
       <w:tblGrid>
         <w:gridCol w:w="731"/>
         <w:gridCol w:w="1144"/>
-        <w:gridCol w:w="2881"/>
-        <w:gridCol w:w="2064"/>
+        <w:gridCol w:w="3082"/>
+        <w:gridCol w:w="1863"/>
         <w:gridCol w:w="1810"/>
       </w:tblGrid>
       <w:tr>
@@ -788,7 +914,7 @@
         </w:tc>
         <w:tc>
           <w:tcPr>
-            <w:tcW w:w="0" w:type="auto"/>
+            <w:tcW w:w="3082" w:type="dxa"/>
           </w:tcPr>
           <w:p>
             <w:proofErr w:type="spellStart"/>
@@ -800,7 +926,7 @@
         </w:tc>
         <w:tc>
           <w:tcPr>
-            <w:tcW w:w="0" w:type="auto"/>
+            <w:tcW w:w="1863" w:type="dxa"/>
           </w:tcPr>
           <w:p>
             <w:proofErr w:type="spellStart"/>
@@ -862,7 +988,7 @@
         </w:tc>
         <w:tc>
           <w:tcPr>
-            <w:tcW w:w="0" w:type="auto"/>
+            <w:tcW w:w="3082" w:type="dxa"/>
           </w:tcPr>
           <w:p>
             <w:r>
@@ -872,7 +998,7 @@
         </w:tc>
         <w:tc>
           <w:tcPr>
-            <w:tcW w:w="0" w:type="auto"/>
+            <w:tcW w:w="1863" w:type="dxa"/>
           </w:tcPr>
           <w:p>
             <w:r>
@@ -916,7 +1042,7 @@
         </w:tc>
         <w:tc>
           <w:tcPr>
-            <w:tcW w:w="0" w:type="auto"/>
+            <w:tcW w:w="3082" w:type="dxa"/>
           </w:tcPr>
           <w:p>
             <w:r>
@@ -926,7 +1052,7 @@
         </w:tc>
         <w:tc>
           <w:tcPr>
-            <w:tcW w:w="0" w:type="auto"/>
+            <w:tcW w:w="1863" w:type="dxa"/>
           </w:tcPr>
           <w:p>
             <w:r>
@@ -970,7 +1096,7 @@
         </w:tc>
         <w:tc>
           <w:tcPr>
-            <w:tcW w:w="0" w:type="auto"/>
+            <w:tcW w:w="3082" w:type="dxa"/>
           </w:tcPr>
           <w:p>
             <w:r>
@@ -980,7 +1106,7 @@
         </w:tc>
         <w:tc>
           <w:tcPr>
-            <w:tcW w:w="0" w:type="auto"/>
+            <w:tcW w:w="1863" w:type="dxa"/>
           </w:tcPr>
           <w:p>
             <w:r>
@@ -1022,7 +1148,7 @@
         </w:tc>
         <w:tc>
           <w:tcPr>
-            <w:tcW w:w="0" w:type="auto"/>
+            <w:tcW w:w="3082" w:type="dxa"/>
           </w:tcPr>
           <w:p>
             <w:r>
@@ -1032,7 +1158,7 @@
         </w:tc>
         <w:tc>
           <w:tcPr>
-            <w:tcW w:w="0" w:type="auto"/>
+            <w:tcW w:w="1863" w:type="dxa"/>
           </w:tcPr>
           <w:p>
             <w:r>
@@ -1074,7 +1200,7 @@
         </w:tc>
         <w:tc>
           <w:tcPr>
-            <w:tcW w:w="0" w:type="auto"/>
+            <w:tcW w:w="3082" w:type="dxa"/>
           </w:tcPr>
           <w:p>
             <w:r>
@@ -1084,7 +1210,7 @@
         </w:tc>
         <w:tc>
           <w:tcPr>
-            <w:tcW w:w="0" w:type="auto"/>
+            <w:tcW w:w="1863" w:type="dxa"/>
           </w:tcPr>
           <w:p>
             <w:r>
@@ -1126,7 +1252,7 @@
         </w:tc>
         <w:tc>
           <w:tcPr>
-            <w:tcW w:w="0" w:type="auto"/>
+            <w:tcW w:w="3082" w:type="dxa"/>
           </w:tcPr>
           <w:p>
             <w:proofErr w:type="spellStart"/>
@@ -1146,7 +1272,7 @@
         </w:tc>
         <w:tc>
           <w:tcPr>
-            <w:tcW w:w="0" w:type="auto"/>
+            <w:tcW w:w="1863" w:type="dxa"/>
           </w:tcPr>
           <w:p>
             <w:r>
@@ -1188,7 +1314,7 @@
         </w:tc>
         <w:tc>
           <w:tcPr>
-            <w:tcW w:w="0" w:type="auto"/>
+            <w:tcW w:w="3082" w:type="dxa"/>
           </w:tcPr>
           <w:p>
             <w:proofErr w:type="spellStart"/>
@@ -1208,7 +1334,7 @@
         </w:tc>
         <w:tc>
           <w:tcPr>
-            <w:tcW w:w="0" w:type="auto"/>
+            <w:tcW w:w="1863" w:type="dxa"/>
           </w:tcPr>
           <w:p>
             <w:r>
@@ -1250,7 +1376,7 @@
         </w:tc>
         <w:tc>
           <w:tcPr>
-            <w:tcW w:w="0" w:type="auto"/>
+            <w:tcW w:w="3082" w:type="dxa"/>
           </w:tcPr>
           <w:p>
             <w:r>
@@ -1260,7 +1386,7 @@
         </w:tc>
         <w:tc>
           <w:tcPr>
-            <w:tcW w:w="0" w:type="auto"/>
+            <w:tcW w:w="1863" w:type="dxa"/>
           </w:tcPr>
           <w:p>
             <w:r>
@@ -1304,7 +1430,7 @@
         </w:tc>
         <w:tc>
           <w:tcPr>
-            <w:tcW w:w="0" w:type="auto"/>
+            <w:tcW w:w="3082" w:type="dxa"/>
           </w:tcPr>
           <w:p>
             <w:r>
@@ -1314,7 +1440,7 @@
         </w:tc>
         <w:tc>
           <w:tcPr>
-            <w:tcW w:w="0" w:type="auto"/>
+            <w:tcW w:w="1863" w:type="dxa"/>
           </w:tcPr>
           <w:p>
             <w:r>
@@ -1356,7 +1482,7 @@
         </w:tc>
         <w:tc>
           <w:tcPr>
-            <w:tcW w:w="0" w:type="auto"/>
+            <w:tcW w:w="3082" w:type="dxa"/>
           </w:tcPr>
           <w:p>
             <w:r>
@@ -1366,7 +1492,7 @@
         </w:tc>
         <w:tc>
           <w:tcPr>
-            <w:tcW w:w="0" w:type="auto"/>
+            <w:tcW w:w="1863" w:type="dxa"/>
           </w:tcPr>
           <w:p>
             <w:r>
@@ -1410,7 +1536,7 @@
         </w:tc>
         <w:tc>
           <w:tcPr>
-            <w:tcW w:w="0" w:type="auto"/>
+            <w:tcW w:w="3082" w:type="dxa"/>
           </w:tcPr>
           <w:p>
             <w:pPr>
@@ -1436,7 +1562,7 @@
         </w:tc>
         <w:tc>
           <w:tcPr>
-            <w:tcW w:w="0" w:type="auto"/>
+            <w:tcW w:w="1863" w:type="dxa"/>
           </w:tcPr>
           <w:p>
             <w:r>
@@ -1480,7 +1606,7 @@
         </w:tc>
         <w:tc>
           <w:tcPr>
-            <w:tcW w:w="0" w:type="auto"/>
+            <w:tcW w:w="3082" w:type="dxa"/>
           </w:tcPr>
           <w:p>
             <w:r>
@@ -1490,7 +1616,7 @@
         </w:tc>
         <w:tc>
           <w:tcPr>
-            <w:tcW w:w="0" w:type="auto"/>
+            <w:tcW w:w="1863" w:type="dxa"/>
           </w:tcPr>
           <w:p>
             <w:r>
@@ -1534,7 +1660,7 @@
         </w:tc>
         <w:tc>
           <w:tcPr>
-            <w:tcW w:w="0" w:type="auto"/>
+            <w:tcW w:w="3082" w:type="dxa"/>
           </w:tcPr>
           <w:p>
             <w:r>
@@ -1544,7 +1670,7 @@
         </w:tc>
         <w:tc>
           <w:tcPr>
-            <w:tcW w:w="0" w:type="auto"/>
+            <w:tcW w:w="1863" w:type="dxa"/>
           </w:tcPr>
           <w:p>
             <w:r>
@@ -1588,7 +1714,7 @@
         </w:tc>
         <w:tc>
           <w:tcPr>
-            <w:tcW w:w="0" w:type="auto"/>
+            <w:tcW w:w="3082" w:type="dxa"/>
           </w:tcPr>
           <w:p>
             <w:r>
@@ -1598,7 +1724,7 @@
         </w:tc>
         <w:tc>
           <w:tcPr>
-            <w:tcW w:w="0" w:type="auto"/>
+            <w:tcW w:w="1863" w:type="dxa"/>
           </w:tcPr>
           <w:p>
             <w:r>
@@ -1642,7 +1768,7 @@
         </w:tc>
         <w:tc>
           <w:tcPr>
-            <w:tcW w:w="0" w:type="auto"/>
+            <w:tcW w:w="3082" w:type="dxa"/>
           </w:tcPr>
           <w:p>
             <w:r>
@@ -1652,7 +1778,7 @@
         </w:tc>
         <w:tc>
           <w:tcPr>
-            <w:tcW w:w="0" w:type="auto"/>
+            <w:tcW w:w="1863" w:type="dxa"/>
           </w:tcPr>
           <w:p>
             <w:r>
@@ -1688,10 +1814,12 @@
     </w:p>
     <w:p>
       <w:pPr>
+        <w:spacing w:after="0"/>
         <w:rPr>
           <w:lang w:val="pt-PT"/>
         </w:rPr>
         <w:sectPr>
+          <w:type w:val="continuous"/>
           <w:pgSz w:w="12240" w:h="15840"/>
           <w:pgMar w:top="1440" w:right="1800" w:bottom="1440" w:left="1800" w:header="720" w:footer="720" w:gutter="0"/>
           <w:cols w:space="720"/>
@@ -1714,6 +1842,7 @@
       </w:r>
       <w:r>
         <w:rPr>
+          <w:noProof/>
           <w:lang w:val="pt-PT"/>
         </w:rPr>
         <w:drawing>
@@ -1732,7 +1861,7 @@
                     <pic:cNvPicPr/>
                   </pic:nvPicPr>
                   <pic:blipFill rotWithShape="1">
-                    <a:blip r:embed="rId6"/>
+                    <a:blip r:embed="rId7"/>
                     <a:srcRect b="7915"/>
                     <a:stretch>
                       <a:fillRect/>
@@ -1764,7 +1893,7 @@
     </w:p>
     <w:p>
       <w:pPr>
-        <w:spacing w:line="240" w:lineRule="auto"/>
+        <w:spacing w:after="0" w:line="240" w:lineRule="auto"/>
         <w:rPr>
           <w:noProof/>
         </w:rPr>
@@ -1783,6 +1912,7 @@
       </w:r>
       <w:r>
         <w:rPr>
+          <w:noProof/>
           <w:lang w:val="pt-PT"/>
         </w:rPr>
         <w:drawing>
@@ -1801,7 +1931,7 @@
                     <pic:cNvPicPr/>
                   </pic:nvPicPr>
                   <pic:blipFill>
-                    <a:blip r:embed="rId7"/>
+                    <a:blip r:embed="rId8"/>
                     <a:stretch>
                       <a:fillRect/>
                     </a:stretch>
@@ -1824,7 +1954,7 @@
     </w:p>
     <w:p>
       <w:pPr>
-        <w:spacing w:line="240" w:lineRule="auto"/>
+        <w:spacing w:after="0" w:line="240" w:lineRule="auto"/>
         <w:rPr>
           <w:noProof/>
         </w:rPr>
@@ -1852,6 +1982,7 @@
       </w:r>
       <w:r>
         <w:rPr>
+          <w:noProof/>
           <w:lang w:val="pt-PT"/>
         </w:rPr>
         <w:drawing>
@@ -1870,7 +2001,7 @@
                     <pic:cNvPicPr/>
                   </pic:nvPicPr>
                   <pic:blipFill>
-                    <a:blip r:embed="rId8"/>
+                    <a:blip r:embed="rId9"/>
                     <a:stretch>
                       <a:fillRect/>
                     </a:stretch>
@@ -1906,6 +2037,7 @@
       </w:r>
       <w:r>
         <w:rPr>
+          <w:noProof/>
           <w:lang w:val="pt-PT"/>
         </w:rPr>
         <w:drawing>
@@ -1924,7 +2056,7 @@
                     <pic:cNvPicPr/>
                   </pic:nvPicPr>
                   <pic:blipFill>
-                    <a:blip r:embed="rId9"/>
+                    <a:blip r:embed="rId10"/>
                     <a:stretch>
                       <a:fillRect/>
                     </a:stretch>
@@ -1947,7 +2079,7 @@
     </w:p>
     <w:p>
       <w:pPr>
-        <w:spacing w:line="240" w:lineRule="auto"/>
+        <w:spacing w:after="0" w:line="240" w:lineRule="auto"/>
         <w:rPr>
           <w:lang w:val="pt-PT"/>
         </w:rPr>
@@ -1983,6 +2115,7 @@
       </w:r>
       <w:r>
         <w:rPr>
+          <w:noProof/>
           <w:lang w:val="pt-PT"/>
         </w:rPr>
         <w:drawing>
@@ -2001,7 +2134,7 @@
                     <pic:cNvPicPr/>
                   </pic:nvPicPr>
                   <pic:blipFill>
-                    <a:blip r:embed="rId10"/>
+                    <a:blip r:embed="rId11"/>
                     <a:stretch>
                       <a:fillRect/>
                     </a:stretch>
@@ -2029,6 +2162,7 @@
       </w:r>
       <w:r>
         <w:rPr>
+          <w:noProof/>
           <w:lang w:val="pt-PT"/>
         </w:rPr>
         <w:drawing>
@@ -2047,7 +2181,7 @@
                     <pic:cNvPicPr/>
                   </pic:nvPicPr>
                   <pic:blipFill rotWithShape="1">
-                    <a:blip r:embed="rId11"/>
+                    <a:blip r:embed="rId12"/>
                     <a:srcRect b="15134"/>
                     <a:stretch>
                       <a:fillRect/>
@@ -2079,7 +2213,7 @@
     </w:p>
     <w:p>
       <w:pPr>
-        <w:spacing w:line="240" w:lineRule="auto"/>
+        <w:spacing w:after="0" w:line="240" w:lineRule="auto"/>
         <w:rPr>
           <w:lang w:val="pt-PT"/>
         </w:rPr>
@@ -2094,7 +2228,7 @@
     </w:p>
     <w:p>
       <w:pPr>
-        <w:spacing w:line="240" w:lineRule="auto"/>
+        <w:spacing w:after="0" w:line="240" w:lineRule="auto"/>
         <w:rPr>
           <w:lang w:val="pt-PT"/>
         </w:rPr>
@@ -2107,6 +2241,7 @@
       </w:r>
       <w:r>
         <w:rPr>
+          <w:noProof/>
           <w:lang w:val="pt-PT"/>
         </w:rPr>
         <w:drawing>
@@ -2125,7 +2260,7 @@
                     <pic:cNvPicPr/>
                   </pic:nvPicPr>
                   <pic:blipFill>
-                    <a:blip r:embed="rId12"/>
+                    <a:blip r:embed="rId13"/>
                     <a:stretch>
                       <a:fillRect/>
                     </a:stretch>
@@ -2149,10 +2284,12 @@
         <w:rPr>
           <w:lang w:val="pt-PT"/>
         </w:rPr>
+        <w:lastRenderedPageBreak/>
         <w:t>T8</w:t>
       </w:r>
       <w:r>
         <w:rPr>
+          <w:noProof/>
           <w:lang w:val="pt-PT"/>
         </w:rPr>
         <w:drawing>
@@ -2171,7 +2308,7 @@
                     <pic:cNvPicPr/>
                   </pic:nvPicPr>
                   <pic:blipFill>
-                    <a:blip r:embed="rId13"/>
+                    <a:blip r:embed="rId14"/>
                     <a:stretch>
                       <a:fillRect/>
                     </a:stretch>
@@ -2194,7 +2331,7 @@
     </w:p>
     <w:p>
       <w:pPr>
-        <w:spacing w:line="240" w:lineRule="auto"/>
+        <w:spacing w:after="0" w:line="240" w:lineRule="auto"/>
         <w:rPr>
           <w:lang w:val="pt-PT"/>
         </w:rPr>
@@ -2202,7 +2339,7 @@
     </w:p>
     <w:p>
       <w:pPr>
-        <w:spacing w:line="240" w:lineRule="auto"/>
+        <w:spacing w:after="0" w:line="240" w:lineRule="auto"/>
         <w:rPr>
           <w:lang w:val="pt-PT"/>
         </w:rPr>
@@ -2222,6 +2359,7 @@
       </w:r>
       <w:r>
         <w:rPr>
+          <w:noProof/>
           <w:lang w:val="pt-PT"/>
         </w:rPr>
         <w:drawing>
@@ -2240,7 +2378,7 @@
                     <pic:cNvPicPr/>
                   </pic:nvPicPr>
                   <pic:blipFill>
-                    <a:blip r:embed="rId14"/>
+                    <a:blip r:embed="rId15"/>
                     <a:stretch>
                       <a:fillRect/>
                     </a:stretch>
@@ -2291,6 +2429,7 @@
       </w:r>
       <w:r>
         <w:rPr>
+          <w:noProof/>
           <w:lang w:val="pt-PT"/>
         </w:rPr>
         <w:drawing>
@@ -2309,7 +2448,7 @@
                     <pic:cNvPicPr/>
                   </pic:nvPicPr>
                   <pic:blipFill>
-                    <a:blip r:embed="rId15"/>
+                    <a:blip r:embed="rId16"/>
                     <a:stretch>
                       <a:fillRect/>
                     </a:stretch>
@@ -2376,6 +2515,7 @@
       </w:r>
       <w:r>
         <w:rPr>
+          <w:noProof/>
           <w:lang w:val="pt-PT"/>
         </w:rPr>
         <w:drawing>
@@ -2394,7 +2534,7 @@
                     <pic:cNvPicPr/>
                   </pic:nvPicPr>
                   <pic:blipFill>
-                    <a:blip r:embed="rId16"/>
+                    <a:blip r:embed="rId17"/>
                     <a:stretch>
                       <a:fillRect/>
                     </a:stretch>
@@ -2430,6 +2570,7 @@
       </w:r>
       <w:r>
         <w:rPr>
+          <w:noProof/>
           <w:lang w:val="pt-PT"/>
         </w:rPr>
         <w:drawing>
@@ -2448,7 +2589,7 @@
                     <pic:cNvPicPr/>
                   </pic:nvPicPr>
                   <pic:blipFill>
-                    <a:blip r:embed="rId17"/>
+                    <a:blip r:embed="rId18"/>
                     <a:stretch>
                       <a:fillRect/>
                     </a:stretch>
@@ -2527,6 +2668,7 @@
       </w:pPr>
       <w:r>
         <w:rPr>
+          <w:noProof/>
           <w:lang w:val="pt-PT"/>
         </w:rPr>
         <w:drawing>
@@ -2545,7 +2687,7 @@
                     <pic:cNvPicPr/>
                   </pic:nvPicPr>
                   <pic:blipFill>
-                    <a:blip r:embed="rId18"/>
+                    <a:blip r:embed="rId19"/>
                     <a:stretch>
                       <a:fillRect/>
                     </a:stretch>
@@ -2581,6 +2723,7 @@
       </w:r>
       <w:r>
         <w:rPr>
+          <w:noProof/>
           <w:lang w:val="pt-PT"/>
         </w:rPr>
         <w:drawing>
@@ -2599,7 +2742,7 @@
                     <pic:cNvPicPr/>
                   </pic:nvPicPr>
                   <pic:blipFill>
-                    <a:blip r:embed="rId19"/>
+                    <a:blip r:embed="rId20"/>
                     <a:stretch>
                       <a:fillRect/>
                     </a:stretch>
@@ -2653,6 +2796,7 @@
       </w:r>
       <w:r>
         <w:rPr>
+          <w:noProof/>
           <w:lang w:val="pt-PT"/>
         </w:rPr>
         <w:drawing>
@@ -2671,7 +2815,7 @@
                     <pic:cNvPicPr/>
                   </pic:nvPicPr>
                   <pic:blipFill>
-                    <a:blip r:embed="rId20"/>
+                    <a:blip r:embed="rId21"/>
                     <a:stretch>
                       <a:fillRect/>
                     </a:stretch>
@@ -2702,6 +2846,7 @@
     </w:p>
     <w:p>
       <w:pPr>
+        <w:spacing w:after="0"/>
         <w:rPr>
           <w:lang w:val="pt-PT"/>
         </w:rPr>
@@ -2716,6 +2861,7 @@
     </w:p>
     <w:p>
       <w:pPr>
+        <w:spacing w:after="0"/>
         <w:rPr>
           <w:lang w:val="pt-PT"/>
         </w:rPr>
@@ -2774,12 +2920,13 @@
       </w:r>
       <w:r>
         <w:rPr>
+          <w:noProof/>
           <w:lang w:val="pt-PT"/>
         </w:rPr>
         <w:drawing>
-          <wp:inline distT="0" distB="0" distL="0" distR="0" wp14:anchorId="33BD7D2E" wp14:editId="3D6ABCAA">
-            <wp:extent cx="5486400" cy="2508250"/>
-            <wp:effectExtent l="0" t="0" r="0" b="6350"/>
+          <wp:inline distT="0" distB="0" distL="0" distR="0" wp14:anchorId="33BD7D2E" wp14:editId="76733BCD">
+            <wp:extent cx="4932000" cy="2254792"/>
+            <wp:effectExtent l="0" t="0" r="2540" b="0"/>
             <wp:docPr id="640952868" name="Imagem 1"/>
             <wp:cNvGraphicFramePr>
               <a:graphicFrameLocks xmlns:a="http://schemas.openxmlformats.org/drawingml/2006/main" noChangeAspect="1"/>
@@ -2792,7 +2939,7 @@
                     <pic:cNvPicPr/>
                   </pic:nvPicPr>
                   <pic:blipFill>
-                    <a:blip r:embed="rId21"/>
+                    <a:blip r:embed="rId22"/>
                     <a:stretch>
                       <a:fillRect/>
                     </a:stretch>
@@ -2800,7 +2947,7 @@
                   <pic:spPr>
                     <a:xfrm>
                       <a:off x="0" y="0"/>
-                      <a:ext cx="5486400" cy="2508250"/>
+                      <a:ext cx="4932000" cy="2254792"/>
                     </a:xfrm>
                     <a:prstGeom prst="rect">
                       <a:avLst/>
@@ -2828,6 +2975,9 @@
       </w:r>
     </w:p>
     <w:p>
+      <w:pPr>
+        <w:spacing w:after="0"/>
+      </w:pPr>
       <w:r>
         <w:rPr>
           <w:lang w:val="pt-PT"/>
@@ -2898,14 +3048,34 @@
       </w:r>
       <w:proofErr w:type="spellEnd"/>
       <w:r>
-        <w:t xml:space="preserve"> o funcionamento esperado.</w:t>
+        <w:t xml:space="preserve"> o </w:t>
+      </w:r>
+      <w:proofErr w:type="spellStart"/>
+      <w:r>
+        <w:t>funcionamento</w:t>
+      </w:r>
+      <w:proofErr w:type="spellEnd"/>
+      <w:r>
+        <w:t xml:space="preserve"> </w:t>
+      </w:r>
+      <w:proofErr w:type="spellStart"/>
+      <w:r>
+        <w:t>esperado</w:t>
+      </w:r>
+      <w:proofErr w:type="spellEnd"/>
+      <w:r>
+        <w:t>.</w:t>
       </w:r>
     </w:p>
-    <w:p/>
+    <w:p>
+      <w:pPr>
+        <w:spacing w:after="0"/>
+      </w:pPr>
+    </w:p>
     <w:sectPr>
       <w:type w:val="continuous"/>
       <w:pgSz w:w="12240" w:h="15840"/>
-      <w:pgMar w:top="1440" w:right="1800" w:bottom="1440" w:left="1800" w:header="720" w:footer="720" w:gutter="0"/>
+      <w:pgMar w:top="1440" w:right="1800" w:bottom="1418" w:left="1800" w:header="720" w:footer="720" w:gutter="0"/>
       <w:cols w:space="720"/>
       <w:docGrid w:linePitch="360"/>
     </w:sectPr>
@@ -3719,7 +3889,6 @@
   <w:style w:type="character" w:default="1" w:styleId="Tipodeletrapredefinidodopargrafo">
     <w:name w:val="Default Paragraph Font"/>
     <w:uiPriority w:val="1"/>
-    <w:semiHidden/>
     <w:unhideWhenUsed/>
   </w:style>
   <w:style w:type="table" w:default="1" w:styleId="Tabelanormal">
